--- a/05_docs/Technical_Report_Crop_Weed_Pipeline.docx
+++ b/05_docs/Technical_Report_Crop_Weed_Pipeline.docx
@@ -74,22 +74,13 @@
     </w:p>
     <w:p>
       <w:r>
-        <w:t xml:space="preserve">Automated weed management is a critical </w:t>
-      </w:r>
-      <w:r>
-        <w:t>challenge in modern precision agriculture. Manual weeding is labour-intensive, herbicide overuse degrades ecosystems, and selective mechanical weeding requires real-time, spatially accurate perception. This technical report documents the Dual-Head Crop &amp; W</w:t>
-      </w:r>
-      <w:r>
-        <w:t>eed Perception Pipeline — an end-to-end computer vision and robotics system designed to address these challenges.</w:t>
+        <w:t>Automated weed management is a critical challenge in modern precision agriculture. Manual weeding is labour-intensive, herbicide overuse degrades ecosystems, and selective mechanical weeding requires real-time, spatially accurate perception. This technical report documents the Dual-Head Crop &amp; Weed Perception Pipeline — an end-to-end computer vision and robotics system designed to address these challenges.</w:t>
       </w:r>
     </w:p>
     <w:p/>
     <w:p>
       <w:r>
-        <w:t>The system integrates instance segmentation, plant root keypoint regression, real-time object tracking, and RGB-D depth estimation into a uni</w:t>
-      </w:r>
-      <w:r>
-        <w:t>fied architecture. It is designed for deployment on field robots running ROS 2 (Robot Operating System 2) and embedded computing hardware such as the NVIDIA Jetson platform.</w:t>
+        <w:t>The system integrates instance segmentation, plant root keypoint regression, real-time object tracking, and RGB-D depth estimation into a unified architecture. It is designed for deployment on field robots running ROS 2 (Robot Operating System 2) and embedded computing hardware such as the NVIDIA Jetson platform.</w:t>
       </w:r>
     </w:p>
     <w:p>
@@ -102,10 +93,7 @@
     </w:p>
     <w:p>
       <w:r>
-        <w:t>Traditional weed detection approaches either rely on bounding box c</w:t>
-      </w:r>
-      <w:r>
-        <w:t>entre heuristics for targeting (imprecise for robotic end-effectors) or require separate, multi-model inference pipelines (computationally expensive). This project addresses both limitations by:</w:t>
+        <w:t>Traditional weed detection approaches either rely on bounding box centre heuristics for targeting (imprecise for robotic end-effectors) or require separate, multi-model inference pipelines (computationally expensive). This project addresses both limitations by:</w:t>
       </w:r>
     </w:p>
     <w:p>
@@ -113,10 +101,7 @@
         <w:pStyle w:val="ListBullet"/>
       </w:pPr>
       <w:r>
-        <w:t>Predicting bounding box, class label, instance mask, and root</w:t>
-      </w:r>
-      <w:r>
-        <w:t xml:space="preserve"> keypoint in a single forward pass.</w:t>
+        <w:t>Predicting bounding box, class label, instance mask, and root keypoint in a single forward pass.</w:t>
       </w:r>
     </w:p>
     <w:p>
@@ -148,10 +133,7 @@
         <w:pStyle w:val="ListNumber"/>
       </w:pPr>
       <w:r>
-        <w:t>Develop a 4-cl</w:t>
-      </w:r>
-      <w:r>
-        <w:t>ass crop/weed classification and instance segmentation dataset from field imagery annotated in CVAT.</w:t>
+        <w:t>Develop a 4-class crop/weed classification and instance segmentation dataset from field imagery annotated in CVAT.</w:t>
       </w:r>
     </w:p>
     <w:p>
@@ -167,10 +149,7 @@
         <w:pStyle w:val="ListNumber"/>
       </w:pPr>
       <w:r>
-        <w:t>Deploy the model as a ROS 2 package with BYTETracke</w:t>
-      </w:r>
-      <w:r>
-        <w:t>r integration and 3D depth fusion.</w:t>
+        <w:t>Deploy the model as a ROS 2 package with BYTETracker integration and 3D depth fusion.</w:t>
       </w:r>
     </w:p>
     <w:p>
@@ -197,10 +176,7 @@
     </w:p>
     <w:p>
       <w:r>
-        <w:t xml:space="preserve">The pipeline is structured as five sequential, modular stages. Figure 1 provides </w:t>
-      </w:r>
-      <w:r>
-        <w:t>an overview of the end-to-end data flow from raw field annotations to real-time robotic perception.</w:t>
+        <w:t>The pipeline is structured as five sequential, modular stages. Figure 1 provides an overview of the end-to-end data flow from raw field annotations to real-time robotic perception.</w:t>
       </w:r>
     </w:p>
     <w:p/>
@@ -225,10 +201,7 @@
         <w:pStyle w:val="ListNumber"/>
       </w:pPr>
       <w:r>
-        <w:t xml:space="preserve">Stage 2: Model Training — Dual-head YOLOv11, </w:t>
-      </w:r>
-      <w:r>
-        <w:t>multi-task loss, ONNX export.</w:t>
+        <w:t>Stage 2: Model Training — Dual-head YOLOv11, multi-task loss, ONNX export.</w:t>
       </w:r>
     </w:p>
     <w:p>
@@ -258,10 +231,7 @@
     <w:p/>
     <w:p>
       <w:r>
-        <w:t>The key architec</w:t>
-      </w:r>
-      <w:r>
-        <w:t>tural innovation is the dual-head output design: a standard YOLOv11 segmentation head is augmented with a parallel root keypoint regression branch. This enables single-pass multi-task inference without running separate models.</w:t>
+        <w:t>The key architectural innovation is the dual-head output design: a standard YOLOv11 segmentation head is augmented with a parallel root keypoint regression branch. This enables single-pass multi-task inference without running separate models.</w:t>
       </w:r>
     </w:p>
     <w:p>
@@ -275,10 +245,7 @@
       </w:pPr>
       <w:r>
         <w:lastRenderedPageBreak/>
-        <w:t>3. Data Collection &amp; Annota</w:t>
-      </w:r>
-      <w:r>
-        <w:t>tion Methodology</w:t>
+        <w:t>3. Data Collection &amp; Annotation Methodology</w:t>
       </w:r>
     </w:p>
     <w:p>
@@ -291,10 +258,7 @@
     </w:p>
     <w:p>
       <w:r>
-        <w:t>The dataset distinguishes crops and weeds based on leaf morphology into 4 target classes. This dual-category scheme allows the system to distinguish between crops to protect and weeds to destroy, while a</w:t>
-      </w:r>
-      <w:r>
-        <w:t>ccommodating developmental stage variation within each category.</w:t>
+        <w:t>The dataset distinguishes crops and weeds based on leaf morphology into 4 target classes. This dual-category scheme allows the system to distinguish between crops to protect and weeds to destroy, while accommodating developmental stage variation within each category.</w:t>
       </w:r>
     </w:p>
     <w:p/>
@@ -547,10 +511,7 @@
           </w:tcPr>
           <w:p>
             <w:r>
-              <w:t xml:space="preserve">Mature crops with </w:t>
-            </w:r>
-            <w:r>
-              <w:t>broad, developed canopy leaves</w:t>
+              <w:t>Mature crops with broad, developed canopy leaves</w:t>
             </w:r>
           </w:p>
         </w:tc>
@@ -650,10 +611,7 @@
     </w:p>
     <w:p>
       <w:r>
-        <w:t xml:space="preserve">Annotations were performed using CVAT (Computer </w:t>
-      </w:r>
-      <w:r>
-        <w:t>Vision Annotation Tool) following a strict protocol:</w:t>
+        <w:t>Annotations were performed using CVAT (Computer Vision Annotation Tool) following a strict protocol:</w:t>
       </w:r>
     </w:p>
     <w:p>
@@ -669,10 +627,7 @@
         <w:pStyle w:val="ListNumber"/>
       </w:pPr>
       <w:r>
-        <w:t xml:space="preserve">Root Keypoint Tag: A single 'points' annotation is placed at the stem root origin touching the </w:t>
-      </w:r>
-      <w:r>
-        <w:t>soil plane.</w:t>
+        <w:t>Root Keypoint Tag: A single 'points' annotation is placed at the stem root origin touching the soil plane.</w:t>
       </w:r>
     </w:p>
     <w:p>
@@ -693,10 +648,7 @@
     </w:p>
     <w:p>
       <w:r>
-        <w:t>Each annotated object is stored in a YOLO-format .txt label file. The nor</w:t>
-      </w:r>
-      <w:r>
-        <w:t>malized line format encodes the class ID, followed by the root keypoint coordinate, followed by all polygon vertices:</w:t>
+        <w:t>Each annotated object is stored in a YOLO-format .txt label file. The normalized line format encodes the class ID, followed by the root keypoint coordinate, followed by all polygon vertices:</w:t>
       </w:r>
     </w:p>
     <w:p/>
@@ -712,10 +664,7 @@
     <w:p>
       <w:r>
         <w:lastRenderedPageBreak/>
-        <w:t>All coordinates are normalized relative to image dimensions (width W, height H</w:t>
-      </w:r>
-      <w:r>
-        <w:t>), such that x_norm = x / W and y_norm = y / H. This normalization ensures scale-invariance across varying camera resolutions.</w:t>
+        <w:t>All coordinates are normalized relative to image dimensions (width W, height H), such that x_norm = x / W and y_norm = y / H. This normalization ensures scale-invariance across varying camera resolutions.</w:t>
       </w:r>
     </w:p>
     <w:p>
@@ -959,10 +908,7 @@
     </w:p>
     <w:p>
       <w:r>
-        <w:t xml:space="preserve">The model builds upon the YOLOv11 Medium (YOLOv11-M) backbone, which produces multi-scale feature maps at three pyramid levels </w:t>
-      </w:r>
-      <w:r>
-        <w:t>(P3, P4, P5). A Feature Pyramid Network (FPN) and Path Aggregation Network (PAN) neck fuses these features to capture objects at multiple scales.</w:t>
+        <w:t>The model builds upon the YOLOv11 Medium (YOLOv11-M) backbone, which produces multi-scale feature maps at three pyramid levels (P3, P4, P5). A Feature Pyramid Network (FPN) and Path Aggregation Network (PAN) neck fuses these features to capture objects at multiple scales.</w:t>
       </w:r>
     </w:p>
     <w:p>
@@ -975,10 +921,7 @@
     </w:p>
     <w:p>
       <w:r>
-        <w:t xml:space="preserve">The standard YOLOv11 segmentation head is augmented with a fourth parallel branch </w:t>
-      </w:r>
-      <w:r>
-        <w:t>for root keypoint regression. The four parallel output branches are:</w:t>
+        <w:t>The standard YOLOv11 segmentation head is augmented with a fourth parallel branch for root keypoint regression. The four parallel output branches are:</w:t>
       </w:r>
     </w:p>
     <w:p>
@@ -1010,10 +953,7 @@
         <w:pStyle w:val="ListBullet"/>
       </w:pPr>
       <w:r>
-        <w:t>cv5 — Root k</w:t>
-      </w:r>
-      <w:r>
-        <w:t>eypoint regression (2 channels: x_root, y_root, L1 loss)  ★ Novel addition</w:t>
+        <w:t>cv5 — Root keypoint regression (2 channels: x_root, y_root, L1 loss)  ★ Novel addition</w:t>
       </w:r>
     </w:p>
     <w:p/>
@@ -1032,13 +972,7 @@
     </w:p>
     <w:p>
       <w:r>
-        <w:t>Afte</w:t>
-      </w:r>
-      <w:r>
-        <w:t>r training, the model is exported to ONNX (Open Neural Network Exchange) format using the export_onnx.py script. ONNX Runtime enables efficient, hardware-accelerated inference on deployment hardware (x86 PCs, NVIDIA Jetson) without requiring a PyTorch envi</w:t>
-      </w:r>
-      <w:r>
-        <w:t>ronment.</w:t>
+        <w:t>After training, the model is exported to ONNX (Open Neural Network Exchange) format using the export_onnx.py script. ONNX Runtime enables efficient, hardware-accelerated inference on deployment hardware (x86 PCs, NVIDIA Jetson) without requiring a PyTorch environment.</w:t>
       </w:r>
     </w:p>
     <w:p>
@@ -1343,10 +1277,7 @@
           </w:tcPr>
           <w:p>
             <w:r>
-              <w:t xml:space="preserve">BCE </w:t>
-            </w:r>
-            <w:r>
-              <w:t>Prototype Loss</w:t>
+              <w:t>BCE Prototype Loss</w:t>
             </w:r>
           </w:p>
         </w:tc>
@@ -1493,10 +1424,7 @@
         <w:pStyle w:val="Heading2"/>
       </w:pPr>
       <w:r>
-        <w:t xml:space="preserve">5.2 </w:t>
-      </w:r>
-      <w:r>
-        <w:t>Root Keypoint Regression Loss</w:t>
+        <w:t>5.2 Root Keypoint Regression Loss</w:t>
       </w:r>
     </w:p>
     <w:p>
@@ -1510,13 +1438,7 @@
         <w:rPr>
           <w:i/>
         </w:rPr>
-        <w:t xml:space="preserve">    L_kpt = (1 / |N_fg|) · Σ_{i ∈ N_fg} ( |x_hat_i - x_i| +</w:t>
-      </w:r>
-      <w:r>
-        <w:rPr>
-          <w:i/>
-        </w:rPr>
-        <w:t xml:space="preserve"> |y_hat_i - y_i| )</w:t>
+        <w:t xml:space="preserve">    L_kpt = (1 / |N_fg|) · Σ_{i ∈ N_fg} ( |x_hat_i - x_i| + |y_hat_i - y_i| )</w:t>
       </w:r>
     </w:p>
     <w:p/>
@@ -1535,10 +1457,7 @@
     </w:p>
     <w:p>
       <w:r>
-        <w:t>Keypoint localization accura</w:t>
-      </w:r>
-      <w:r>
-        <w:t>cy is evaluated using the Percentage of Correct Keypoints (PCK) metric, normalized by the bounding box max dimension S = max(W_box, H_box):</w:t>
+        <w:t>Keypoint localization accuracy is evaluated using the Percentage of Correct Keypoints (PCK) metric, normalized by the bounding box max dimension S = max(W_box, H_box):</w:t>
       </w:r>
     </w:p>
     <w:p/>
@@ -1547,28 +1466,13 @@
         <w:rPr>
           <w:i/>
         </w:rPr>
-        <w:t xml:space="preserve">    PCK@α = (1/N) · Σ_{i=1}^{N} </w:t>
-      </w:r>
-      <w:r>
-        <w:rPr>
-          <w:i/>
-        </w:rPr>
-        <w:t>𝟙</w:t>
-      </w:r>
-      <w:r>
-        <w:rPr>
-          <w:i/>
-        </w:rPr>
-        <w:t xml:space="preserve"> [ d(k_i, k_hat_i) / S_i ≤ α ]</w:t>
+        <w:t xml:space="preserve">    PCK@α = (1/N) · Σ_{i=1}^{N} 𝟙 [ d(k_i, k_hat_i) / S_i ≤ α ]</w:t>
       </w:r>
     </w:p>
     <w:p/>
     <w:p>
       <w:r>
-        <w:t xml:space="preserve">where α = 0.10 for PCK@10. A keypoint prediction </w:t>
-      </w:r>
-      <w:r>
-        <w:t>is considered correct if its Euclidean distance from the ground-truth is within 10% of the plant's bounding box size. This scale-normalised metric accounts for varying plant sizes across the dataset.</w:t>
+        <w:t>where α = 0.10 for PCK@10. A keypoint prediction is considered correct if its Euclidean distance from the ground-truth is within 10% of the plant's bounding box size. This scale-normalised metric accounts for varying plant sizes across the dataset.</w:t>
       </w:r>
     </w:p>
     <w:p>
@@ -1590,10 +1494,7 @@
         <w:pStyle w:val="Heading2"/>
       </w:pPr>
       <w:r>
-        <w:t>6.1 Node Architectur</w:t>
-      </w:r>
-      <w:r>
-        <w:t>e</w:t>
+        <w:t>6.1 Node Architecture</w:t>
       </w:r>
     </w:p>
     <w:p>
@@ -1631,10 +1532,7 @@
         <w:pStyle w:val="ListNumber"/>
       </w:pPr>
       <w:r>
-        <w:t>ONNX Forward Ex</w:t>
-      </w:r>
-      <w:r>
-        <w:t>ecution: Runs the exported model through ONNX Runtime for inference.</w:t>
+        <w:t>ONNX Forward Execution: Runs the exported model through ONNX Runtime for inference.</w:t>
       </w:r>
     </w:p>
     <w:p>
@@ -1650,10 +1548,7 @@
         <w:pStyle w:val="ListNumber"/>
       </w:pPr>
       <w:r>
-        <w:t>BYTETracker ID Assignment: Associates detections across consecutive fra</w:t>
-      </w:r>
-      <w:r>
-        <w:t>mes using Kalman filtering and IoU matching, assigning persistent track IDs.</w:t>
+        <w:t>BYTETracker ID Assignment: Associates detections across consecutive frames using Kalman filtering and IoU matching, assigning persistent track IDs.</w:t>
       </w:r>
     </w:p>
     <w:p>
@@ -1669,10 +1564,7 @@
         <w:pStyle w:val="ListNumber"/>
       </w:pPr>
       <w:r>
-        <w:t>Message Publishing: Publishes full plant telemetry to /plant</w:t>
-      </w:r>
-      <w:r>
-        <w:t>_perception/tracked_plants.</w:t>
+        <w:t>Message Publishing: Publishes full plant telemetry to /plant_perception/tracked_plants.</w:t>
       </w:r>
     </w:p>
     <w:p>
@@ -1700,13 +1592,7 @@
     <w:p/>
     <w:p>
       <w:r>
-        <w:t>The median is computed only over valid (non-zero) depth pixels to exclude sensor dropout regions. The resulting depth Z_root combined with the 2D coordinate (x_root, y_root) and c</w:t>
-      </w:r>
-      <w:r>
-        <w:t xml:space="preserve">amera intrinsic parameters yields the full 3D root position in the </w:t>
-      </w:r>
-      <w:r>
-        <w:t>camera frame.</w:t>
+        <w:t>The median is computed only over valid (non-zero) depth pixels to exclude sensor dropout regions. The resulting depth Z_root combined with the 2D coordinate (x_root, y_root) and camera intrinsic parameters yields the full 3D root position in the camera frame.</w:t>
       </w:r>
     </w:p>
     <w:p>
@@ -2260,10 +2146,7 @@
     </w:p>
     <w:p>
       <w:r>
-        <w:t>This report has presented</w:t>
-      </w:r>
-      <w:r>
-        <w:t xml:space="preserve"> the complete design and implementation of the Dual-Head Crop &amp; Weed Perception Pipeline — a unified, modular system for real-time agricultural plant perception on field robots.</w:t>
+        <w:t>This report has presented the complete design and implementation of the Dual-Head Crop &amp; Weed Perception Pipeline — a unified, modular system for real-time agricultural plant perception on field robots.</w:t>
       </w:r>
     </w:p>
     <w:p/>
@@ -2277,10 +2160,7 @@
         <w:pStyle w:val="ListBullet"/>
       </w:pPr>
       <w:r>
-        <w:t xml:space="preserve">A 4-class annotated dataset </w:t>
-      </w:r>
-      <w:r>
-        <w:t>with paired polygon masks and root keypoint annotations created using CVAT.</w:t>
+        <w:t>A 4-class annotated dataset with paired polygon masks and root keypoint annotations created using CVAT.</w:t>
       </w:r>
     </w:p>
     <w:p>
@@ -2296,10 +2176,7 @@
         <w:pStyle w:val="ListBullet"/>
       </w:pPr>
       <w:r>
-        <w:t>A multi-task loss function combining CIoU,</w:t>
-      </w:r>
-      <w:r>
-        <w:t xml:space="preserve"> BCE, DFL, and L1 losses for joint optimization.</w:t>
+        <w:t>A multi-task loss function combining CIoU, BCE, DFL, and L1 losses for joint optimization.</w:t>
       </w:r>
     </w:p>
     <w:p>
@@ -2332,10 +2209,7 @@
         <w:pStyle w:val="ListBullet"/>
       </w:pPr>
       <w:r>
-        <w:t>Expan</w:t>
-      </w:r>
-      <w:r>
-        <w:t>d the dataset to include more crop species and weed varieties from different field conditions.</w:t>
+        <w:t>Expand the dataset to include more crop species and weed varieties from different field conditions.</w:t>
       </w:r>
     </w:p>
     <w:p>
@@ -2351,10 +2225,7 @@
         <w:pStyle w:val="ListBullet"/>
       </w:pPr>
       <w:r>
-        <w:t xml:space="preserve">Benchmark model latency on NVIDIA Jetson Orin embedded </w:t>
-      </w:r>
-      <w:r>
-        <w:t>hardware.</w:t>
+        <w:t>Benchmark model latency on NVIDIA Jetson Orin embedded hardware.</w:t>
       </w:r>
     </w:p>
     <w:p>
@@ -2868,11 +2739,6 @@
     <w:lsdException w:name="Book Title" w:uiPriority="33" w:qFormat="1"/>
     <w:lsdException w:name="Bibliography" w:semiHidden="1" w:uiPriority="37" w:unhideWhenUsed="1"/>
     <w:lsdException w:name="TOC Heading" w:semiHidden="1" w:uiPriority="39" w:unhideWhenUsed="1" w:qFormat="1"/>
-    <w:lsdException w:name="Plain Table 5" w:semiHidden="1" w:unhideWhenUsed="1"/>
-    <w:lsdException w:name="Grid Table Light" w:semiHidden="1" w:unhideWhenUsed="1"/>
-    <w:lsdException w:name="Grid Table 1 Light" w:semiHidden="1" w:unhideWhenUsed="1"/>
-    <w:lsdException w:name="Grid Table 2" w:semiHidden="1" w:unhideWhenUsed="1"/>
-    <w:lsdException w:name="Grid Table 3" w:semiHidden="1" w:unhideWhenUsed="1"/>
     <w:lsdException w:name="Grid Table 4" w:uiPriority="49"/>
     <w:lsdException w:name="Grid Table 5 Dark" w:uiPriority="50"/>
     <w:lsdException w:name="Grid Table 6 Colorful" w:uiPriority="51"/>
